--- a/docs/TaiLieu.docx
+++ b/docs/TaiLieu.docx
@@ -299,321 +299,17 @@
             <w:tcW w:w="3118" w:type="dxa"/>
           </w:tcPr>
           <w:p>
-            <w:proofErr w:type="spellStart"/>
-            <w:r>
-              <w:rPr>
-                <w:sz w:val="20"/>
-              </w:rPr>
-              <w:t>Mã</w:t>
-            </w:r>
-            <w:proofErr w:type="spellEnd"/>
-            <w:r>
-              <w:rPr>
-                <w:sz w:val="20"/>
-              </w:rPr>
-              <w:t xml:space="preserve"> </w:t>
-            </w:r>
-            <w:proofErr w:type="spellStart"/>
-            <w:r>
-              <w:rPr>
-                <w:sz w:val="20"/>
-              </w:rPr>
-              <w:t>nhân</w:t>
-            </w:r>
-            <w:proofErr w:type="spellEnd"/>
-            <w:r>
-              <w:rPr>
-                <w:sz w:val="20"/>
-              </w:rPr>
-              <w:t xml:space="preserve"> </w:t>
-            </w:r>
-            <w:proofErr w:type="spellStart"/>
-            <w:r>
-              <w:rPr>
-                <w:sz w:val="20"/>
-              </w:rPr>
-              <w:t>viên</w:t>
-            </w:r>
-            <w:proofErr w:type="spellEnd"/>
-            <w:r>
-              <w:rPr>
-                <w:sz w:val="20"/>
-              </w:rPr>
-              <w:t xml:space="preserve">, </w:t>
-            </w:r>
-            <w:proofErr w:type="spellStart"/>
-            <w:r>
-              <w:rPr>
-                <w:sz w:val="20"/>
-              </w:rPr>
-              <w:t>khóa</w:t>
-            </w:r>
-            <w:proofErr w:type="spellEnd"/>
-            <w:r>
-              <w:rPr>
-                <w:sz w:val="20"/>
-              </w:rPr>
-              <w:t xml:space="preserve"> </w:t>
-            </w:r>
-            <w:proofErr w:type="spellStart"/>
-            <w:proofErr w:type="gramStart"/>
-            <w:r>
-              <w:rPr>
-                <w:sz w:val="20"/>
-              </w:rPr>
-              <w:t>chính</w:t>
-            </w:r>
-            <w:r>
-              <w:rPr>
-                <w:sz w:val="20"/>
-              </w:rPr>
-              <w:t>,duy</w:t>
-            </w:r>
-            <w:proofErr w:type="spellEnd"/>
-            <w:proofErr w:type="gramEnd"/>
-            <w:r>
-              <w:rPr>
-                <w:sz w:val="20"/>
-              </w:rPr>
-              <w:t xml:space="preserve"> </w:t>
-            </w:r>
-            <w:proofErr w:type="spellStart"/>
-            <w:r>
-              <w:rPr>
-                <w:sz w:val="20"/>
-              </w:rPr>
-              <w:t>nhất</w:t>
-            </w:r>
-            <w:proofErr w:type="spellEnd"/>
-            <w:r>
-              <w:rPr>
-                <w:sz w:val="20"/>
-              </w:rPr>
-              <w:t xml:space="preserve">, </w:t>
-            </w:r>
-            <w:proofErr w:type="spellStart"/>
-            <w:r>
-              <w:rPr>
-                <w:sz w:val="20"/>
-              </w:rPr>
-              <w:t>không</w:t>
-            </w:r>
-            <w:proofErr w:type="spellEnd"/>
-            <w:r>
-              <w:rPr>
-                <w:sz w:val="20"/>
-              </w:rPr>
-              <w:t xml:space="preserve"> </w:t>
-            </w:r>
-            <w:proofErr w:type="spellStart"/>
-            <w:r>
-              <w:rPr>
-                <w:sz w:val="20"/>
-              </w:rPr>
-              <w:t>cho</w:t>
-            </w:r>
-            <w:proofErr w:type="spellEnd"/>
-            <w:r>
-              <w:rPr>
-                <w:sz w:val="20"/>
-              </w:rPr>
-              <w:t xml:space="preserve"> </w:t>
-            </w:r>
-            <w:proofErr w:type="spellStart"/>
-            <w:r>
-              <w:rPr>
-                <w:sz w:val="20"/>
-              </w:rPr>
-              <w:t>phép</w:t>
-            </w:r>
-            <w:proofErr w:type="spellEnd"/>
-            <w:r>
-              <w:rPr>
-                <w:sz w:val="20"/>
-              </w:rPr>
-              <w:t xml:space="preserve"> </w:t>
-            </w:r>
-            <w:proofErr w:type="spellStart"/>
-            <w:r>
-              <w:rPr>
-                <w:sz w:val="20"/>
-              </w:rPr>
-              <w:t>nhập</w:t>
-            </w:r>
-            <w:proofErr w:type="spellEnd"/>
-            <w:r>
-              <w:rPr>
-                <w:sz w:val="20"/>
-              </w:rPr>
-              <w:t xml:space="preserve">, </w:t>
-            </w:r>
-            <w:proofErr w:type="spellStart"/>
-            <w:r>
-              <w:rPr>
-                <w:sz w:val="20"/>
-              </w:rPr>
-              <w:t>được</w:t>
-            </w:r>
-            <w:proofErr w:type="spellEnd"/>
-            <w:r>
-              <w:rPr>
-                <w:sz w:val="20"/>
-              </w:rPr>
-              <w:t xml:space="preserve"> </w:t>
-            </w:r>
-            <w:proofErr w:type="spellStart"/>
-            <w:r>
-              <w:rPr>
-                <w:sz w:val="20"/>
-              </w:rPr>
-              <w:t>sinh</w:t>
-            </w:r>
-            <w:proofErr w:type="spellEnd"/>
-            <w:r>
-              <w:rPr>
-                <w:sz w:val="20"/>
-              </w:rPr>
-              <w:t xml:space="preserve"> </w:t>
-            </w:r>
-            <w:proofErr w:type="spellStart"/>
-            <w:r>
-              <w:rPr>
-                <w:sz w:val="20"/>
-              </w:rPr>
-              <w:t>ra</w:t>
-            </w:r>
-            <w:proofErr w:type="spellEnd"/>
-            <w:r>
-              <w:rPr>
-                <w:sz w:val="20"/>
-              </w:rPr>
-              <w:t xml:space="preserve"> </w:t>
-            </w:r>
-            <w:proofErr w:type="spellStart"/>
-            <w:r>
-              <w:rPr>
-                <w:sz w:val="20"/>
-              </w:rPr>
-              <w:t>dựa</w:t>
-            </w:r>
-            <w:proofErr w:type="spellEnd"/>
-            <w:r>
-              <w:rPr>
-                <w:sz w:val="20"/>
-              </w:rPr>
-              <w:t xml:space="preserve"> </w:t>
-            </w:r>
-            <w:proofErr w:type="spellStart"/>
-            <w:r>
-              <w:rPr>
-                <w:sz w:val="20"/>
-              </w:rPr>
-              <w:t>theo</w:t>
-            </w:r>
-            <w:proofErr w:type="spellEnd"/>
-            <w:r>
-              <w:rPr>
-                <w:sz w:val="20"/>
-              </w:rPr>
-              <w:t xml:space="preserve"> </w:t>
-            </w:r>
-            <w:proofErr w:type="spellStart"/>
-            <w:r>
-              <w:rPr>
-                <w:sz w:val="20"/>
-              </w:rPr>
-              <w:t>mã</w:t>
-            </w:r>
-            <w:proofErr w:type="spellEnd"/>
-            <w:r>
-              <w:rPr>
-                <w:sz w:val="20"/>
-              </w:rPr>
-              <w:t xml:space="preserve"> </w:t>
-            </w:r>
-            <w:proofErr w:type="spellStart"/>
-            <w:r>
-              <w:rPr>
-                <w:sz w:val="20"/>
-              </w:rPr>
-              <w:t>phía</w:t>
-            </w:r>
-            <w:proofErr w:type="spellEnd"/>
-            <w:r>
-              <w:rPr>
-                <w:sz w:val="20"/>
-              </w:rPr>
-              <w:t xml:space="preserve"> </w:t>
-            </w:r>
-            <w:proofErr w:type="spellStart"/>
-            <w:r>
-              <w:rPr>
-                <w:sz w:val="20"/>
-              </w:rPr>
-              <w:t>trước</w:t>
-            </w:r>
-            <w:proofErr w:type="spellEnd"/>
-            <w:r>
-              <w:rPr>
-                <w:sz w:val="20"/>
-              </w:rPr>
-              <w:t xml:space="preserve"> </w:t>
-            </w:r>
-            <w:proofErr w:type="spellStart"/>
-            <w:r>
-              <w:rPr>
-                <w:sz w:val="20"/>
-              </w:rPr>
-              <w:t>thiết</w:t>
-            </w:r>
-            <w:proofErr w:type="spellEnd"/>
-            <w:r>
-              <w:rPr>
-                <w:sz w:val="20"/>
-              </w:rPr>
-              <w:t xml:space="preserve"> </w:t>
-            </w:r>
-            <w:proofErr w:type="spellStart"/>
-            <w:r>
-              <w:rPr>
-                <w:sz w:val="20"/>
-              </w:rPr>
-              <w:t>lập</w:t>
-            </w:r>
-            <w:proofErr w:type="spellEnd"/>
-            <w:r>
-              <w:rPr>
-                <w:sz w:val="20"/>
-              </w:rPr>
-              <w:t xml:space="preserve"> </w:t>
-            </w:r>
-            <w:proofErr w:type="spellStart"/>
-            <w:r>
-              <w:rPr>
-                <w:sz w:val="20"/>
-              </w:rPr>
-              <w:t>mẫu</w:t>
-            </w:r>
-            <w:proofErr w:type="spellEnd"/>
-            <w:r>
-              <w:rPr>
-                <w:sz w:val="20"/>
-              </w:rPr>
-              <w:t xml:space="preserve"> EMP</w:t>
-            </w:r>
-            <w:proofErr w:type="gramStart"/>
-            <w:r>
-              <w:rPr>
-                <w:sz w:val="20"/>
-              </w:rPr>
-              <w:t>001,EMP</w:t>
-            </w:r>
-            <w:proofErr w:type="gramEnd"/>
-            <w:r>
-              <w:rPr>
-                <w:sz w:val="20"/>
-              </w:rPr>
-              <w:t>002…</w:t>
+            <w:r>
+              <w:rPr>
+                <w:sz w:val="20"/>
+              </w:rPr>
+              <w:t>Mã nhân viên, khóa chính</w:t>
+            </w:r>
+            <w:r>
+              <w:rPr>
+                <w:sz w:val="20"/>
+              </w:rPr>
+              <w:t>,duy nhất, không cho phép nhập, được sinh ra dựa theo mã phía trước thiết lập mẫu EMP001,EMP002…</w:t>
             </w:r>
           </w:p>
         </w:tc>
@@ -727,58 +423,14 @@
               <w:rPr>
                 <w:sz w:val="20"/>
               </w:rPr>
-              <w:t xml:space="preserve">Tên đăng nhập, </w:t>
-            </w:r>
-            <w:proofErr w:type="spellStart"/>
-            <w:r>
-              <w:rPr>
-                <w:sz w:val="20"/>
-              </w:rPr>
-              <w:t>duy</w:t>
-            </w:r>
-            <w:proofErr w:type="spellEnd"/>
-            <w:r>
-              <w:rPr>
-                <w:sz w:val="20"/>
-              </w:rPr>
-              <w:t xml:space="preserve"> </w:t>
-            </w:r>
-            <w:proofErr w:type="spellStart"/>
-            <w:r>
-              <w:rPr>
-                <w:sz w:val="20"/>
-              </w:rPr>
-              <w:t>nhất</w:t>
-            </w:r>
-            <w:proofErr w:type="spellEnd"/>
-            <w:r>
-              <w:rPr>
-                <w:sz w:val="20"/>
-              </w:rPr>
-              <w:t xml:space="preserve">, </w:t>
-            </w:r>
-            <w:proofErr w:type="spellStart"/>
-            <w:r>
-              <w:rPr>
-                <w:sz w:val="20"/>
-              </w:rPr>
-              <w:t>không</w:t>
-            </w:r>
-            <w:proofErr w:type="spellEnd"/>
-            <w:r>
-              <w:rPr>
-                <w:sz w:val="20"/>
-              </w:rPr>
-              <w:t xml:space="preserve"> </w:t>
-            </w:r>
-            <w:proofErr w:type="spellStart"/>
-            <w:r>
-              <w:rPr>
-                <w:sz w:val="20"/>
-              </w:rPr>
-              <w:t>trùng</w:t>
-            </w:r>
-            <w:proofErr w:type="spellEnd"/>
+              <w:t>Tên đăng nhập, duy nhất</w:t>
+            </w:r>
+            <w:r>
+              <w:rPr>
+                <w:sz w:val="20"/>
+              </w:rPr>
+              <w:t>, không trùng</w:t>
+            </w:r>
           </w:p>
         </w:tc>
       </w:tr>
@@ -949,7 +601,13 @@
               <w:rPr>
                 <w:sz w:val="20"/>
               </w:rPr>
-              <w:t>ACTIVE | INACTIVE</w:t>
+              <w:t xml:space="preserve">ACTIVE | </w:t>
+            </w:r>
+            <w:r>
+              <w:rPr>
+                <w:sz w:val="20"/>
+              </w:rPr>
+              <w:t>RETIRED</w:t>
             </w:r>
           </w:p>
         </w:tc>
@@ -6510,316 +6168,18 @@
             <w:tcW w:w="2160" w:type="dxa"/>
           </w:tcPr>
           <w:p>
-            <w:proofErr w:type="spellStart"/>
-            <w:r>
-              <w:rPr>
-                <w:sz w:val="20"/>
-              </w:rPr>
-              <w:t>Mã</w:t>
-            </w:r>
-            <w:proofErr w:type="spellEnd"/>
-            <w:r>
-              <w:rPr>
-                <w:sz w:val="20"/>
-              </w:rPr>
-              <w:t xml:space="preserve"> </w:t>
-            </w:r>
-            <w:proofErr w:type="spellStart"/>
-            <w:r>
-              <w:rPr>
-                <w:sz w:val="20"/>
-              </w:rPr>
-              <w:t>nhân</w:t>
-            </w:r>
-            <w:proofErr w:type="spellEnd"/>
-            <w:r>
-              <w:rPr>
-                <w:sz w:val="20"/>
-              </w:rPr>
-              <w:t xml:space="preserve"> </w:t>
-            </w:r>
-            <w:proofErr w:type="spellStart"/>
-            <w:r>
-              <w:rPr>
-                <w:sz w:val="20"/>
-              </w:rPr>
-              <w:t>viên</w:t>
-            </w:r>
-            <w:proofErr w:type="spellEnd"/>
-            <w:r>
-              <w:rPr>
-                <w:sz w:val="20"/>
-              </w:rPr>
-              <w:t xml:space="preserve">, </w:t>
-            </w:r>
-            <w:proofErr w:type="spellStart"/>
-            <w:r>
-              <w:rPr>
-                <w:sz w:val="20"/>
-              </w:rPr>
-              <w:t>khóa</w:t>
-            </w:r>
-            <w:proofErr w:type="spellEnd"/>
-            <w:r>
-              <w:rPr>
-                <w:sz w:val="20"/>
-              </w:rPr>
-              <w:t xml:space="preserve"> </w:t>
-            </w:r>
-            <w:proofErr w:type="spellStart"/>
-            <w:proofErr w:type="gramStart"/>
-            <w:r>
-              <w:rPr>
-                <w:sz w:val="20"/>
-              </w:rPr>
-              <w:t>chính,duy</w:t>
-            </w:r>
-            <w:proofErr w:type="spellEnd"/>
-            <w:proofErr w:type="gramEnd"/>
-            <w:r>
-              <w:rPr>
-                <w:sz w:val="20"/>
-              </w:rPr>
-              <w:t xml:space="preserve"> </w:t>
-            </w:r>
-            <w:proofErr w:type="spellStart"/>
-            <w:r>
-              <w:rPr>
-                <w:sz w:val="20"/>
-              </w:rPr>
-              <w:t>nhất</w:t>
-            </w:r>
-            <w:proofErr w:type="spellEnd"/>
-            <w:r>
-              <w:rPr>
-                <w:sz w:val="20"/>
-              </w:rPr>
-              <w:t xml:space="preserve">, </w:t>
-            </w:r>
-            <w:proofErr w:type="spellStart"/>
-            <w:r>
-              <w:rPr>
-                <w:sz w:val="20"/>
-              </w:rPr>
-              <w:t>không</w:t>
-            </w:r>
-            <w:proofErr w:type="spellEnd"/>
-            <w:r>
-              <w:rPr>
-                <w:sz w:val="20"/>
-              </w:rPr>
-              <w:t xml:space="preserve"> </w:t>
-            </w:r>
-            <w:proofErr w:type="spellStart"/>
-            <w:r>
-              <w:rPr>
-                <w:sz w:val="20"/>
-              </w:rPr>
-              <w:t>cho</w:t>
-            </w:r>
-            <w:proofErr w:type="spellEnd"/>
-            <w:r>
-              <w:rPr>
-                <w:sz w:val="20"/>
-              </w:rPr>
-              <w:t xml:space="preserve"> </w:t>
-            </w:r>
-            <w:proofErr w:type="spellStart"/>
-            <w:r>
-              <w:rPr>
-                <w:sz w:val="20"/>
-              </w:rPr>
-              <w:t>phép</w:t>
-            </w:r>
-            <w:proofErr w:type="spellEnd"/>
-            <w:r>
-              <w:rPr>
-                <w:sz w:val="20"/>
-              </w:rPr>
-              <w:t xml:space="preserve"> </w:t>
-            </w:r>
-            <w:proofErr w:type="spellStart"/>
-            <w:r>
-              <w:rPr>
-                <w:sz w:val="20"/>
-              </w:rPr>
-              <w:t>nhập</w:t>
-            </w:r>
-            <w:proofErr w:type="spellEnd"/>
-            <w:r>
-              <w:rPr>
-                <w:sz w:val="20"/>
-              </w:rPr>
-              <w:t xml:space="preserve">, </w:t>
-            </w:r>
-            <w:proofErr w:type="spellStart"/>
-            <w:r>
-              <w:rPr>
-                <w:sz w:val="20"/>
-              </w:rPr>
-              <w:t>được</w:t>
-            </w:r>
-            <w:proofErr w:type="spellEnd"/>
-            <w:r>
-              <w:rPr>
-                <w:sz w:val="20"/>
-              </w:rPr>
-              <w:t xml:space="preserve"> </w:t>
-            </w:r>
-            <w:proofErr w:type="spellStart"/>
+            <w:r>
+              <w:rPr>
+                <w:sz w:val="20"/>
+              </w:rPr>
+              <w:t xml:space="preserve">Mã nhân viên, khóa chính,duy nhất, không cho phép nhập, được </w:t>
+            </w:r>
             <w:r>
               <w:rPr>
                 <w:sz w:val="20"/>
               </w:rPr>
               <w:lastRenderedPageBreak/>
-              <w:t>sinh</w:t>
-            </w:r>
-            <w:proofErr w:type="spellEnd"/>
-            <w:r>
-              <w:rPr>
-                <w:sz w:val="20"/>
-              </w:rPr>
-              <w:t xml:space="preserve"> </w:t>
-            </w:r>
-            <w:proofErr w:type="spellStart"/>
-            <w:r>
-              <w:rPr>
-                <w:sz w:val="20"/>
-              </w:rPr>
-              <w:t>ra</w:t>
-            </w:r>
-            <w:proofErr w:type="spellEnd"/>
-            <w:r>
-              <w:rPr>
-                <w:sz w:val="20"/>
-              </w:rPr>
-              <w:t xml:space="preserve"> </w:t>
-            </w:r>
-            <w:proofErr w:type="spellStart"/>
-            <w:r>
-              <w:rPr>
-                <w:sz w:val="20"/>
-              </w:rPr>
-              <w:t>dựa</w:t>
-            </w:r>
-            <w:proofErr w:type="spellEnd"/>
-            <w:r>
-              <w:rPr>
-                <w:sz w:val="20"/>
-              </w:rPr>
-              <w:t xml:space="preserve"> </w:t>
-            </w:r>
-            <w:proofErr w:type="spellStart"/>
-            <w:r>
-              <w:rPr>
-                <w:sz w:val="20"/>
-              </w:rPr>
-              <w:t>theo</w:t>
-            </w:r>
-            <w:proofErr w:type="spellEnd"/>
-            <w:r>
-              <w:rPr>
-                <w:sz w:val="20"/>
-              </w:rPr>
-              <w:t xml:space="preserve"> </w:t>
-            </w:r>
-            <w:proofErr w:type="spellStart"/>
-            <w:r>
-              <w:rPr>
-                <w:sz w:val="20"/>
-              </w:rPr>
-              <w:t>mã</w:t>
-            </w:r>
-            <w:proofErr w:type="spellEnd"/>
-            <w:r>
-              <w:rPr>
-                <w:sz w:val="20"/>
-              </w:rPr>
-              <w:t xml:space="preserve"> </w:t>
-            </w:r>
-            <w:proofErr w:type="spellStart"/>
-            <w:r>
-              <w:rPr>
-                <w:sz w:val="20"/>
-              </w:rPr>
-              <w:t>phía</w:t>
-            </w:r>
-            <w:proofErr w:type="spellEnd"/>
-            <w:r>
-              <w:rPr>
-                <w:sz w:val="20"/>
-              </w:rPr>
-              <w:t xml:space="preserve"> </w:t>
-            </w:r>
-            <w:proofErr w:type="spellStart"/>
-            <w:r>
-              <w:rPr>
-                <w:sz w:val="20"/>
-              </w:rPr>
-              <w:t>trước</w:t>
-            </w:r>
-            <w:proofErr w:type="spellEnd"/>
-            <w:r>
-              <w:rPr>
-                <w:sz w:val="20"/>
-              </w:rPr>
-              <w:t xml:space="preserve"> </w:t>
-            </w:r>
-            <w:proofErr w:type="spellStart"/>
-            <w:r>
-              <w:rPr>
-                <w:sz w:val="20"/>
-              </w:rPr>
-              <w:t>thiết</w:t>
-            </w:r>
-            <w:proofErr w:type="spellEnd"/>
-            <w:r>
-              <w:rPr>
-                <w:sz w:val="20"/>
-              </w:rPr>
-              <w:t xml:space="preserve"> </w:t>
-            </w:r>
-            <w:proofErr w:type="spellStart"/>
-            <w:r>
-              <w:rPr>
-                <w:sz w:val="20"/>
-              </w:rPr>
-              <w:t>lập</w:t>
-            </w:r>
-            <w:proofErr w:type="spellEnd"/>
-            <w:r>
-              <w:rPr>
-                <w:sz w:val="20"/>
-              </w:rPr>
-              <w:t xml:space="preserve"> </w:t>
-            </w:r>
-            <w:proofErr w:type="spellStart"/>
-            <w:r>
-              <w:rPr>
-                <w:sz w:val="20"/>
-              </w:rPr>
-              <w:t>mẫu</w:t>
-            </w:r>
-            <w:proofErr w:type="spellEnd"/>
-            <w:r>
-              <w:rPr>
-                <w:sz w:val="20"/>
-              </w:rPr>
-              <w:t xml:space="preserve"> EMP</w:t>
-            </w:r>
-            <w:proofErr w:type="gramStart"/>
-            <w:r>
-              <w:rPr>
-                <w:sz w:val="20"/>
-              </w:rPr>
-              <w:t>001,EMP</w:t>
-            </w:r>
-            <w:proofErr w:type="gramEnd"/>
-            <w:r>
-              <w:rPr>
-                <w:sz w:val="20"/>
-              </w:rPr>
-              <w:t>002…</w:t>
+              <w:t>sinh ra dựa theo mã phía trước thiết lập mẫu EMP001,EMP002…</w:t>
             </w:r>
           </w:p>
         </w:tc>
@@ -6873,56 +6233,18 @@
             <w:tcW w:w="2160" w:type="dxa"/>
           </w:tcPr>
           <w:p>
-            <w:proofErr w:type="spellStart"/>
-            <w:r>
-              <w:rPr>
-                <w:sz w:val="20"/>
-              </w:rPr>
-              <w:t>Họ</w:t>
-            </w:r>
-            <w:proofErr w:type="spellEnd"/>
-            <w:r>
-              <w:rPr>
-                <w:sz w:val="20"/>
-              </w:rPr>
-              <w:t xml:space="preserve"> </w:t>
-            </w:r>
-            <w:proofErr w:type="spellStart"/>
-            <w:r>
-              <w:rPr>
-                <w:sz w:val="20"/>
-              </w:rPr>
-              <w:t>tên</w:t>
-            </w:r>
-            <w:proofErr w:type="spellEnd"/>
-            <w:r>
-              <w:rPr>
-                <w:sz w:val="20"/>
-              </w:rPr>
-              <w:t xml:space="preserve"> </w:t>
-            </w:r>
-            <w:proofErr w:type="spellStart"/>
-            <w:r>
-              <w:rPr>
-                <w:sz w:val="20"/>
-              </w:rPr>
-              <w:t>đầy</w:t>
-            </w:r>
-            <w:proofErr w:type="spellEnd"/>
-            <w:r>
-              <w:rPr>
-                <w:sz w:val="20"/>
-              </w:rPr>
-              <w:t xml:space="preserve"> </w:t>
-            </w:r>
-            <w:proofErr w:type="spellStart"/>
-            <w:r>
-              <w:rPr>
-                <w:sz w:val="20"/>
-              </w:rPr>
-              <w:t>đủ</w:t>
-            </w:r>
-            <w:proofErr w:type="spellEnd"/>
+            <w:r>
+              <w:rPr>
+                <w:sz w:val="20"/>
+              </w:rPr>
+              <w:t>Họ tên</w:t>
+            </w:r>
+            <w:r>
+              <w:rPr>
+                <w:sz w:val="20"/>
+              </w:rPr>
+              <w:t xml:space="preserve"> đầy đủ</w:t>
+            </w:r>
           </w:p>
         </w:tc>
       </w:tr>
